--- a/assets/resources/downloads/scripts-30-second-structure.docx
+++ b/assets/resources/downloads/scripts-30-second-structure.docx
@@ -542,7 +542,7 @@
           <w:sz w:val="22"/>
           <w:szCs w:val="22"/>
         </w:rPr>
-        <w:t xml:space="preserve">"Hi Priya, Sam from Northlight. I called because we help support teams that are getting more tickets than they can answer without adding headcount. A lot of leads tell me weekend coverage is where things slip. Is that something your team runs into, or have you already solved it?"</w:t>
+        <w:t xml:space="preserve">"Hi Priya, Sam from Northlight. I called because we help support teams that are getting more tickets than they can answer without adding headcount. Support leads often tell me weekend coverage is where things slip. Is that something your team runs into, or have you already solved it?"</w:t>
       </w:r>
     </w:p>
     <w:p>
